--- a/18-Bell-St-v01.docx
+++ b/18-Bell-St-v01.docx
@@ -4,8 +4,11 @@
   <w:body>
     <w:p>
       <w:r>
+        <w:rPr>
+          <w:noProof/>
+        </w:rPr>
         <w:drawing>
-          <wp:anchor distT="0" distB="0" distL="114300" distR="114300" simplePos="0" relativeHeight="251658240" behindDoc="0" locked="0" layoutInCell="1" allowOverlap="1" wp14:anchorId="7C880178" wp14:editId="2F36B003">
+          <wp:anchor distT="0" distB="0" distL="114300" distR="114300" simplePos="0" relativeHeight="251658240" behindDoc="0" locked="0" layoutInCell="1" allowOverlap="1" wp14:anchorId="2A7075B0" wp14:editId="48A4EB5A">
             <wp:simplePos x="914400" y="914400"/>
             <wp:positionH relativeFrom="page">
               <wp:align>center</wp:align>
@@ -16,7 +19,7 @@
             <wp:extent cx="3970800" cy="8650800"/>
             <wp:effectExtent l="0" t="0" r="0" b="0"/>
             <wp:wrapNone/>
-            <wp:docPr id="1044662024" name="Graphic 1"/>
+            <wp:docPr id="19405043" name="Graphic 1"/>
             <wp:cNvGraphicFramePr>
               <a:graphicFrameLocks xmlns:a="http://schemas.openxmlformats.org/drawingml/2006/main" noChangeAspect="1"/>
             </wp:cNvGraphicFramePr>
@@ -24,7 +27,7 @@
               <a:graphicData uri="http://schemas.openxmlformats.org/drawingml/2006/picture">
                 <pic:pic xmlns:pic="http://schemas.openxmlformats.org/drawingml/2006/picture">
                   <pic:nvPicPr>
-                    <pic:cNvPr id="1044662024" name=""/>
+                    <pic:cNvPr id="19405043" name=""/>
                     <pic:cNvPicPr/>
                   </pic:nvPicPr>
                   <pic:blipFill>
@@ -192,7 +195,6 @@
               <v:path gradientshapeok="t" o:connecttype="rect"/>
             </v:shapetype>
             <v:shape id="Text Box 2" o:spid="_x0000_s1026" type="#_x0000_t202" alt="PUBLIC" style="position:absolute;margin-left:0;margin-top:0;width:29.7pt;height:27.75pt;z-index:251659264;visibility:visible;mso-wrap-style:none;mso-wrap-distance-left:0;mso-wrap-distance-top:0;mso-wrap-distance-right:0;mso-wrap-distance-bottom:0;mso-position-horizontal:center;mso-position-horizontal-relative:page;mso-position-vertical:bottom;mso-position-vertical-relative:page;v-text-anchor:bottom" o:gfxdata="UEsDBBQABgAIAAAAIQC2gziS/gAAAOEBAAATAAAAW0NvbnRlbnRfVHlwZXNdLnhtbJSRQU7DMBBF&#10;90jcwfIWJU67QAgl6YK0S0CoHGBkTxKLZGx5TGhvj5O2G0SRWNoz/78nu9wcxkFMGNg6quQqL6RA&#10;0s5Y6ir5vt9lD1JwBDIwOMJKHpHlpr69KfdHjyxSmriSfYz+USnWPY7AufNIadK6MEJMx9ApD/oD&#10;OlTrorhX2lFEilmcO2RdNtjC5xDF9pCuTyYBB5bi6bQ4syoJ3g9WQ0ymaiLzg5KdCXlKLjvcW893&#10;SUOqXwnz5DrgnHtJTxOsQfEKIT7DmDSUCaxw7Rqn8787ZsmRM9e2VmPeBN4uqYvTtW7jvijg9N/y&#10;JsXecLq0q+WD6m8AAAD//wMAUEsDBBQABgAIAAAAIQA4/SH/1gAAAJQBAAALAAAAX3JlbHMvLnJl&#10;bHOkkMFqwzAMhu+DvYPRfXGawxijTi+j0GvpHsDYimMaW0Yy2fr2M4PBMnrbUb/Q94l/f/hMi1qR&#10;JVI2sOt6UJgd+ZiDgffL8ekFlFSbvV0oo4EbChzGx4f9GRdb25HMsYhqlCwG5lrLq9biZkxWOiqY&#10;22YiTra2kYMu1l1tQD30/bPm3wwYN0x18gb45AdQl1tp5j/sFB2T0FQ7R0nTNEV3j6o9feQzro1i&#10;OWA14Fm+Q8a1a8+Bvu/d/dMb2JY5uiPbhG/ktn4cqGU/er3pcvwCAAD//wMAUEsDBBQABgAIAAAA&#10;IQBPXtRkCQIAABUEAAAOAAAAZHJzL2Uyb0RvYy54bWysU8Fu2zAMvQ/YPwi6L07SZe2MOEXWIsOA&#10;oi2QDj0rshwbkESBUmJnXz9KtpOt22nYRaZJ6pF8fFredkazo0LfgC34bDLlTFkJZWP3Bf/+svlw&#10;w5kPwpZCg1UFPynPb1fv3y1bl6s51KBLhYxArM9bV/A6BJdnmZe1MsJPwClLwQrQiEC/uM9KFC2h&#10;G53Np9NPWQtYOgSpvCfvfR/kq4RfVUqGp6ryKjBdcOotpBPTuYtntlqKfI/C1Y0c2hD/0IURjaWi&#10;Z6h7EQQ7YPMHlGkkgocqTCSYDKqqkSrNQNPMpm+m2dbCqTQLkePdmSb//2Dl43HrnpGF7gt0tMBI&#10;SOt87skZ5+kqNPFLnTKKE4WnM22qC0yS8+r6evaZIpJCV4v5x/kiomSXyw59+KrAsGgUHGkriSxx&#10;fPChTx1TYi0Lm0brtBltf3MQZvRklw6jFbpdN7S9g/JE0yD0i/ZObhqq+SB8eBZIm6U2Sa3hiY5K&#10;Q1twGCzOasAff/PHfCKcopy1pJSCW5IyZ/qbpUVEUY0GjsYuGUTKYkpxezB3QPqb0VNwMpnkxaBH&#10;s0Iwr6TjdSxEIWEllSv4bjTvQi9ZegdSrdcpifTjRHiwWycjdOQpkvjSvQp0A9OBVvQIo4xE/obw&#10;Pjfe9G59CER72kbktCdyoJq0l/Y5vJMo7l//U9blNa9+AgAA//8DAFBLAwQUAAYACAAAACEAuo93&#10;2NoAAAADAQAADwAAAGRycy9kb3ducmV2LnhtbEyPQU/DMAyF70j8h8hI3FjKRhGUphOaxGkIaRsX&#10;bl7itYXGqZp06/49hgtc/GQ9673P5XLynTrSENvABm5nGShiG1zLtYH33cvNA6iYkB12gcnAmSIs&#10;q8uLEgsXTryh4zbVSkI4FmigSakvtI62IY9xFnpi8Q5h8JhkHWrtBjxJuO/0PMvutceWpaHBnlYN&#10;2a/t6A3km/Q6vvFu8THNz5/rfmUXh7U15vpqen4ClWhKf8fwgy/oUAnTPozsouoMyCPpd4qXP96B&#10;2ovmOeiq1P/Zq28AAAD//wMAUEsBAi0AFAAGAAgAAAAhALaDOJL+AAAA4QEAABMAAAAAAAAAAAAA&#10;AAAAAAAAAFtDb250ZW50X1R5cGVzXS54bWxQSwECLQAUAAYACAAAACEAOP0h/9YAAACUAQAACwAA&#10;AAAAAAAAAAAAAAAvAQAAX3JlbHMvLnJlbHNQSwECLQAUAAYACAAAACEAT17UZAkCAAAVBAAADgAA&#10;AAAAAAAAAAAAAAAuAgAAZHJzL2Uyb0RvYy54bWxQSwECLQAUAAYACAAAACEAuo932NoAAAADAQAA&#10;DwAAAAAAAAAAAAAAAABjBAAAZHJzL2Rvd25yZXYueG1sUEsFBgAAAAAEAAQA8wAAAGoFAAAAAA==&#10;" filled="f" stroked="f">
-              <v:fill o:detectmouseclick="t"/>
               <v:textbox style="mso-fit-shape-to-text:t" inset="0,0,0,15pt">
                 <w:txbxContent>
                   <w:p>
@@ -323,7 +325,6 @@
               <v:path gradientshapeok="t" o:connecttype="rect"/>
             </v:shapetype>
             <v:shape id="Text Box 1" o:spid="_x0000_s1027" type="#_x0000_t202" alt="PUBLIC" style="position:absolute;margin-left:0;margin-top:0;width:29.7pt;height:27.75pt;z-index:251658240;visibility:visible;mso-wrap-style:none;mso-wrap-distance-left:0;mso-wrap-distance-top:0;mso-wrap-distance-right:0;mso-wrap-distance-bottom:0;mso-position-horizontal:center;mso-position-horizontal-relative:page;mso-position-vertical:bottom;mso-position-vertical-relative:page;v-text-anchor:bottom" o:gfxdata="UEsDBBQABgAIAAAAIQC2gziS/gAAAOEBAAATAAAAW0NvbnRlbnRfVHlwZXNdLnhtbJSRQU7DMBBF&#10;90jcwfIWJU67QAgl6YK0S0CoHGBkTxKLZGx5TGhvj5O2G0SRWNoz/78nu9wcxkFMGNg6quQqL6RA&#10;0s5Y6ir5vt9lD1JwBDIwOMJKHpHlpr69KfdHjyxSmriSfYz+USnWPY7AufNIadK6MEJMx9ApD/oD&#10;OlTrorhX2lFEilmcO2RdNtjC5xDF9pCuTyYBB5bi6bQ4syoJ3g9WQ0ymaiLzg5KdCXlKLjvcW893&#10;SUOqXwnz5DrgnHtJTxOsQfEKIT7DmDSUCaxw7Rqn8787ZsmRM9e2VmPeBN4uqYvTtW7jvijg9N/y&#10;JsXecLq0q+WD6m8AAAD//wMAUEsDBBQABgAIAAAAIQA4/SH/1gAAAJQBAAALAAAAX3JlbHMvLnJl&#10;bHOkkMFqwzAMhu+DvYPRfXGawxijTi+j0GvpHsDYimMaW0Yy2fr2M4PBMnrbUb/Q94l/f/hMi1qR&#10;JVI2sOt6UJgd+ZiDgffL8ekFlFSbvV0oo4EbChzGx4f9GRdb25HMsYhqlCwG5lrLq9biZkxWOiqY&#10;22YiTra2kYMu1l1tQD30/bPm3wwYN0x18gb45AdQl1tp5j/sFB2T0FQ7R0nTNEV3j6o9feQzro1i&#10;OWA14Fm+Q8a1a8+Bvu/d/dMb2JY5uiPbhG/ktn4cqGU/er3pcvwCAAD//wMAUEsDBBQABgAIAAAA&#10;IQB1T6wsDAIAABwEAAAOAAAAZHJzL2Uyb0RvYy54bWysU8Fu2zAMvQ/YPwi6L07SZd2MOEXWIsOA&#10;oC2QDj0rshQbkEWBUmJnXz9KjpOu66nYRaZJ6pF8fJrfdI1hB4W+BlvwyWjMmbISytruCv7rafXp&#10;K2c+CFsKA1YV/Kg8v1l8/DBvXa6mUIEpFTICsT5vXcGrEFyeZV5WqhF+BE5ZCmrARgT6xV1WomgJ&#10;vTHZdDz+krWApUOQynvy3vVBvkj4WisZHrT2KjBTcOotpBPTuY1ntpiLfIfCVbU8tSHe0UUjaktF&#10;z1B3Igi2x/ofqKaWCB50GEloMtC6lirNQNNMxq+m2VTCqTQLkePdmSb//2Dl/WHjHpGF7jt0tMBI&#10;SOt87skZ5+k0NvFLnTKKE4XHM22qC0yS8+r6evKNIpJCV7Pp5+ksomSXyw59+KGgYdEoONJWElni&#10;sPahTx1SYi0Lq9qYtBlj/3IQZvRklw6jFbptx+ryRfdbKI80FEK/b+/kqqbSa+HDo0BaMHVLog0P&#10;dGgDbcHhZHFWAf5+yx/ziXeKctaSYApuSdGcmZ+W9hG1NRg4GNtkEDezMcXtvrkFkuGEXoSTySQv&#10;BjOYGqF5JjkvYyEKCSupXMG3g3kbeuXSc5BquUxJJCMnwtpunIzQka7I5VP3LNCdCA+0qXsY1CTy&#10;V7z3ufGmd8t9IPbTUiK1PZEnxkmCaa2n5xI1/vI/ZV0e9eIPAAAA//8DAFBLAwQUAAYACAAAACEA&#10;uo932NoAAAADAQAADwAAAGRycy9kb3ducmV2LnhtbEyPQU/DMAyF70j8h8hI3FjKRhGUphOaxGkI&#10;aRsXbl7itYXGqZp06/49hgtc/GQ9673P5XLynTrSENvABm5nGShiG1zLtYH33cvNA6iYkB12gcnA&#10;mSIsq8uLEgsXTryh4zbVSkI4FmigSakvtI62IY9xFnpi8Q5h8JhkHWrtBjxJuO/0PMvutceWpaHB&#10;nlYN2a/t6A3km/Q6vvFu8THNz5/rfmUXh7U15vpqen4ClWhKf8fwgy/oUAnTPozsouoMyCPpd4qX&#10;P96B2ovmOeiq1P/Zq28AAAD//wMAUEsBAi0AFAAGAAgAAAAhALaDOJL+AAAA4QEAABMAAAAAAAAA&#10;AAAAAAAAAAAAAFtDb250ZW50X1R5cGVzXS54bWxQSwECLQAUAAYACAAAACEAOP0h/9YAAACUAQAA&#10;CwAAAAAAAAAAAAAAAAAvAQAAX3JlbHMvLnJlbHNQSwECLQAUAAYACAAAACEAdU+sLAwCAAAcBAAA&#10;DgAAAAAAAAAAAAAAAAAuAgAAZHJzL2Uyb0RvYy54bWxQSwECLQAUAAYACAAAACEAuo932NoAAAAD&#10;AQAADwAAAAAAAAAAAAAAAABmBAAAZHJzL2Rvd25yZXYueG1sUEsFBgAAAAAEAAQA8wAAAG0FAAAA&#10;AA==&#10;" filled="f" stroked="f">
-              <v:fill o:detectmouseclick="t"/>
               <v:textbox style="mso-fit-shape-to-text:t" inset="0,0,0,15pt">
                 <w:txbxContent>
                   <w:p>
